--- a/Fase 1/Evidencias Individuales/FERNANDEZ_ANDRES_1.3_APT122_AutoevaluacionFase1.docx
+++ b/Fase 1/Evidencias Individuales/FERNANDEZ_ANDRES_1.3_APT122_AutoevaluacionFase1.docx
@@ -224,7 +224,7 @@
           <w:szCs w:val="24"/>
           <w:lang w:val="es-CL"/>
         </w:rPr>
-        <w:t>15.417.074-k</w:t>
+        <w:t>15.417.074-K</w:t>
       </w:r>
     </w:p>
     <w:p>
@@ -2046,7 +2046,7 @@
           <w:szCs w:val="24"/>
           <w:lang w:val="es-CL"/>
         </w:rPr>
-        <w:t xml:space="preserve">, siendo el punto de contacto principal con el cliente; Duncan Hernández desarrolla el </w:t>
+        <w:t xml:space="preserve">, siendo el punto de contacto principal con el cliente; Dunkan Hernández desarrolla el </w:t>
       </w:r>
       <w:proofErr w:type="spellStart"/>
       <w:r>

--- a/Fase 1/Evidencias Individuales/FERNANDEZ_ANDRES_1.3_APT122_AutoevaluacionFase1.docx
+++ b/Fase 1/Evidencias Individuales/FERNANDEZ_ANDRES_1.3_APT122_AutoevaluacionFase1.docx
@@ -1548,7 +1548,7 @@
           <w:szCs w:val="24"/>
           <w:lang w:val="es-CL"/>
         </w:rPr>
-        <w:t>Mi rol en el equipo es QA y levantamiento documental: coordino el levantamiento de requerimientos con el cliente, defino y ejecuto el plan de pruebas, valido los criterios de aceptación de cada historia de usuario y consolido la documentación formal del proyecto. Esto se relaciona directamente con las competencias de mi perfil de egreso Evaluar y gestionar proyectos en su área de especialización profesional y Diseñar y adaptar los procesos de ingeniería de requisitos, que son las que marqué como mis mayores fortalezas en mi autoevaluación de competencias.</w:t>
+        <w:t>Mi rol en el equipo es Scrum Master: coordino el levantamiento de requerimientos con el cliente, facilito la planificación de cada sprint, valido los criterios de aceptación de cada historia de usuario y consolido la documentación formal del proyecto. Esto se relaciona directamente con las competencias de mi perfil de egreso Evaluar y gestionar proyectos en su área de especialización profesional y Diseñar y adaptar los procesos de ingeniería de requisitos, que son las que marqué como mis mayores fortalezas en mi autoevaluación de competencias.</w:t>
       </w:r>
     </w:p>
     <w:p>
@@ -1622,7 +1622,7 @@
           <w:szCs w:val="24"/>
           <w:lang w:val="es-CL"/>
         </w:rPr>
-        <w:t>Mi principal interés profesional es la gestión de proyectos TI, particularmente en roles como Project Manager o Scrum Master. En este proyecto, mi rol de QA y levantamiento documental me permite practicar exactamente eso: coordino requerimientos con el cliente, participo en la planificación del trabajo del equipo bajo Scrum, y me aseguro de que lo construido cumpla con lo acordado antes de darlo por terminado.</w:t>
+        <w:t>Mi principal interés profesional es la gestión de proyectos TI, particularmente en roles como Project Manager o Scrum Master. En este proyecto, mi rol de Scrum Master me permite practicar exactamente eso: coordino requerimientos con el cliente, participo en la planificación del trabajo del equipo bajo Scrum, y me aseguro de que lo construido cumpla con lo acordado antes de darlo por terminado.</w:t>
       </w:r>
     </w:p>
     <w:p>
@@ -2001,7 +2001,7 @@
           <w:szCs w:val="24"/>
           <w:lang w:val="es-CL"/>
         </w:rPr>
-        <w:t xml:space="preserve"> de aproximadamente dos semanas, con reuniones periódicas de seguimiento con el cliente (Marco Escobar y Natanael Escobar) para revisar avances y levantar nuevos requerimientos. Como responsable de QA y documentación, mi función dentro de esta metodología es validar que cada historia de usuario cumpla sus criterios de aceptación antes de cerrarla, y mantener ordenada la documentación formal del proyecto a lo largo de cada sprint.</w:t>
+        <w:t xml:space="preserve"> de aproximadamente tres semanas, con reuniones periódicas de seguimiento con el cliente (Marco Escobar y Natanael Escobar) para revisar avances y levantar nuevos requerimientos. Como Scrum Master, mi función dentro de esta metodología es facilitar la planificación de cada sprint, validar que cada historia de usuario cumpla sus criterios de aceptación antes de cerrarla, y mantener ordenada la documentación formal del proyecto a lo largo de cada sprint.</w:t>
       </w:r>
     </w:p>
     <w:p>
@@ -2024,7 +2024,7 @@
           <w:szCs w:val="24"/>
           <w:lang w:val="es-CL"/>
         </w:rPr>
-        <w:t xml:space="preserve">El resto del equipo se organiza así: Diego Navarrete lidera el proyecto y el desarrollo </w:t>
+        <w:t xml:space="preserve">El resto del equipo se organiza así: Diego Navarrete es Product Owner y desarrolla el </w:t>
       </w:r>
       <w:proofErr w:type="spellStart"/>
       <w:r>
@@ -2790,62 +2790,8 @@
             <w:vAlign w:val="center"/>
           </w:tcPr>
           <w:p>
-            <w:pPr>
-              <w:jc w:val="both"/>
-              <w:rPr>
-                <w:rFonts w:ascii="Arial" w:hAnsi="Arial" w:cs="Arial"/>
-                <w:sz w:val="24"/>
-                <w:szCs w:val="24"/>
-              </w:rPr>
-            </w:pPr>
-            <w:r>
-              <w:rPr>
-                <w:rFonts w:ascii="Arial" w:hAnsi="Arial" w:cs="Arial"/>
-                <w:color w:val="1A1A1A"/>
-                <w:sz w:val="24"/>
-                <w:szCs w:val="24"/>
-              </w:rPr>
-              <w:t xml:space="preserve">Sprint 1: </w:t>
-            </w:r>
-            <w:proofErr w:type="spellStart"/>
-            <w:r>
-              <w:rPr>
-                <w:rFonts w:ascii="Arial" w:hAnsi="Arial" w:cs="Arial"/>
-                <w:color w:val="1A1A1A"/>
-                <w:sz w:val="24"/>
-                <w:szCs w:val="24"/>
-              </w:rPr>
-              <w:t>módulo</w:t>
-            </w:r>
-            <w:proofErr w:type="spellEnd"/>
-            <w:r>
-              <w:rPr>
-                <w:rFonts w:ascii="Arial" w:hAnsi="Arial" w:cs="Arial"/>
-                <w:color w:val="1A1A1A"/>
-                <w:sz w:val="24"/>
-                <w:szCs w:val="24"/>
-              </w:rPr>
-              <w:t xml:space="preserve"> de </w:t>
-            </w:r>
-            <w:proofErr w:type="spellStart"/>
-            <w:r>
-              <w:rPr>
-                <w:rFonts w:ascii="Arial" w:hAnsi="Arial" w:cs="Arial"/>
-                <w:color w:val="1A1A1A"/>
-                <w:sz w:val="24"/>
-                <w:szCs w:val="24"/>
-              </w:rPr>
-              <w:t>clientes</w:t>
-            </w:r>
-            <w:proofErr w:type="spellEnd"/>
-            <w:r>
-              <w:rPr>
-                <w:rFonts w:ascii="Arial" w:hAnsi="Arial" w:cs="Arial"/>
-                <w:color w:val="1A1A1A"/>
-                <w:sz w:val="24"/>
-                <w:szCs w:val="24"/>
-              </w:rPr>
-              <w:t xml:space="preserve"> y backend base</w:t>
+            <w:r>
+              <w:t>Sprint 1: mockups + clientes y backend base</w:t>
             </w:r>
           </w:p>
         </w:tc>
@@ -2861,22 +2807,8 @@
             <w:vAlign w:val="center"/>
           </w:tcPr>
           <w:p>
-            <w:pPr>
-              <w:jc w:val="both"/>
-              <w:rPr>
-                <w:rFonts w:ascii="Arial" w:hAnsi="Arial" w:cs="Arial"/>
-                <w:sz w:val="24"/>
-                <w:szCs w:val="24"/>
-              </w:rPr>
-            </w:pPr>
-            <w:r>
-              <w:rPr>
-                <w:rFonts w:ascii="Arial" w:hAnsi="Arial" w:cs="Arial"/>
-                <w:color w:val="1A1A1A"/>
-                <w:sz w:val="24"/>
-                <w:szCs w:val="24"/>
-              </w:rPr>
-              <w:t>Semanas 5-6</w:t>
+            <w:r>
+              <w:t>Semanas 5-7</w:t>
             </w:r>
           </w:p>
         </w:tc>
@@ -3000,22 +2932,8 @@
             <w:vAlign w:val="center"/>
           </w:tcPr>
           <w:p>
-            <w:pPr>
-              <w:jc w:val="both"/>
-              <w:rPr>
-                <w:rFonts w:ascii="Arial" w:hAnsi="Arial" w:cs="Arial"/>
-                <w:sz w:val="24"/>
-                <w:szCs w:val="24"/>
-              </w:rPr>
-            </w:pPr>
-            <w:r>
-              <w:rPr>
-                <w:rFonts w:ascii="Arial" w:hAnsi="Arial" w:cs="Arial"/>
-                <w:color w:val="1A1A1A"/>
-                <w:sz w:val="24"/>
-                <w:szCs w:val="24"/>
-              </w:rPr>
-              <w:t>Semanas 7-8</w:t>
+            <w:r>
+              <w:t>Semanas 8-10</w:t>
             </w:r>
           </w:p>
         </w:tc>
@@ -3157,22 +3075,8 @@
             <w:vAlign w:val="center"/>
           </w:tcPr>
           <w:p>
-            <w:pPr>
-              <w:jc w:val="both"/>
-              <w:rPr>
-                <w:rFonts w:ascii="Arial" w:hAnsi="Arial" w:cs="Arial"/>
-                <w:sz w:val="24"/>
-                <w:szCs w:val="24"/>
-              </w:rPr>
-            </w:pPr>
-            <w:r>
-              <w:rPr>
-                <w:rFonts w:ascii="Arial" w:hAnsi="Arial" w:cs="Arial"/>
-                <w:color w:val="1A1A1A"/>
-                <w:sz w:val="24"/>
-                <w:szCs w:val="24"/>
-              </w:rPr>
-              <w:t>Semanas 9-10</w:t>
+            <w:r>
+              <w:t>Semanas 11-13</w:t>
             </w:r>
           </w:p>
         </w:tc>
@@ -3296,22 +3200,8 @@
             <w:vAlign w:val="center"/>
           </w:tcPr>
           <w:p>
-            <w:pPr>
-              <w:jc w:val="both"/>
-              <w:rPr>
-                <w:rFonts w:ascii="Arial" w:hAnsi="Arial" w:cs="Arial"/>
-                <w:sz w:val="24"/>
-                <w:szCs w:val="24"/>
-              </w:rPr>
-            </w:pPr>
-            <w:r>
-              <w:rPr>
-                <w:rFonts w:ascii="Arial" w:hAnsi="Arial" w:cs="Arial"/>
-                <w:color w:val="1A1A1A"/>
-                <w:sz w:val="24"/>
-                <w:szCs w:val="24"/>
-              </w:rPr>
-              <w:t>Semanas 11-12</w:t>
+            <w:r>
+              <w:t>Semanas 14-16</w:t>
             </w:r>
           </w:p>
         </w:tc>
@@ -3402,24 +3292,8 @@
             <w:vAlign w:val="center"/>
           </w:tcPr>
           <w:p>
-            <w:pPr>
-              <w:jc w:val="both"/>
-              <w:rPr>
-                <w:rFonts w:ascii="Arial" w:hAnsi="Arial" w:cs="Arial"/>
-                <w:sz w:val="24"/>
-                <w:szCs w:val="24"/>
-                <w:lang w:val="es-CL"/>
-              </w:rPr>
-            </w:pPr>
-            <w:r>
-              <w:rPr>
-                <w:rFonts w:ascii="Arial" w:hAnsi="Arial" w:cs="Arial"/>
-                <w:color w:val="1A1A1A"/>
-                <w:sz w:val="24"/>
-                <w:szCs w:val="24"/>
-                <w:lang w:val="es-CL"/>
-              </w:rPr>
-              <w:t>Consolidación de evidencias y ajustes finales</w:t>
+            <w:r>
+              <w:t>Pruebas unitarias, de integración, rendimiento y seguridad (continuo durante los 4 sprints)</w:t>
             </w:r>
           </w:p>
         </w:tc>
@@ -3435,22 +3309,8 @@
             <w:vAlign w:val="center"/>
           </w:tcPr>
           <w:p>
-            <w:pPr>
-              <w:jc w:val="both"/>
-              <w:rPr>
-                <w:rFonts w:ascii="Arial" w:hAnsi="Arial" w:cs="Arial"/>
-                <w:sz w:val="24"/>
-                <w:szCs w:val="24"/>
-              </w:rPr>
-            </w:pPr>
-            <w:r>
-              <w:rPr>
-                <w:rFonts w:ascii="Arial" w:hAnsi="Arial" w:cs="Arial"/>
-                <w:color w:val="1A1A1A"/>
-                <w:sz w:val="24"/>
-                <w:szCs w:val="24"/>
-              </w:rPr>
-              <w:t>Semanas 13-16</w:t>
+            <w:r>
+              <w:t>Continuo</w:t>
             </w:r>
           </w:p>
         </w:tc>
@@ -5011,7 +4871,7 @@
                 <w:szCs w:val="24"/>
                 <w:lang w:val="es-CL"/>
               </w:rPr>
-              <w:t>Expliqué con claridad que mi interés es la gestión de proyectos TI (PM/Scrum Master) y cómo mi rol de QA y levantamiento documental en este proyecto conecta directamente con eso.</w:t>
+              <w:t>Expliqué con claridad que mi interés es la gestión de proyectos TI (PM/Scrum Master) y cómo mi rol de Scrum Master en este proyecto conecta directamente con eso.</w:t>
             </w:r>
           </w:p>
         </w:tc>
